--- a/Lesson 4/Screenshots.docx
+++ b/Lesson 4/Screenshots.docx
@@ -32,9 +32,9 @@
           <w:noProof/>
         </w:rPr>
         <w:drawing>
-          <wp:inline distT="0" distB="0" distL="0" distR="0" wp14:anchorId="5235751F" wp14:editId="0E065034">
-            <wp:extent cx="5940425" cy="1390015"/>
-            <wp:effectExtent l="0" t="0" r="3175" b="635"/>
+          <wp:inline distT="0" distB="0" distL="0" distR="0" wp14:anchorId="45AC532E" wp14:editId="23342F99">
+            <wp:extent cx="5940425" cy="1402715"/>
+            <wp:effectExtent l="0" t="0" r="3175" b="6985"/>
             <wp:docPr id="1" name="Рисунок 1"/>
             <wp:cNvGraphicFramePr>
               <a:graphicFrameLocks xmlns:a="http://schemas.openxmlformats.org/drawingml/2006/main" noChangeAspect="1"/>
@@ -55,7 +55,7 @@
                   <pic:spPr>
                     <a:xfrm>
                       <a:off x="0" y="0"/>
-                      <a:ext cx="5940425" cy="1390015"/>
+                      <a:ext cx="5940425" cy="1402715"/>
                     </a:xfrm>
                     <a:prstGeom prst="rect">
                       <a:avLst/>
@@ -92,10 +92,10 @@
           <w:noProof/>
         </w:rPr>
         <w:drawing>
-          <wp:inline distT="0" distB="0" distL="0" distR="0" wp14:anchorId="475CB54D" wp14:editId="1F9473AA">
-            <wp:extent cx="5940425" cy="1047115"/>
-            <wp:effectExtent l="0" t="0" r="3175" b="635"/>
-            <wp:docPr id="2" name="Рисунок 2"/>
+          <wp:inline distT="0" distB="0" distL="0" distR="0" wp14:anchorId="300D1796" wp14:editId="45CCB817">
+            <wp:extent cx="5940425" cy="1109345"/>
+            <wp:effectExtent l="0" t="0" r="3175" b="0"/>
+            <wp:docPr id="19" name="Рисунок 19"/>
             <wp:cNvGraphicFramePr>
               <a:graphicFrameLocks xmlns:a="http://schemas.openxmlformats.org/drawingml/2006/main" noChangeAspect="1"/>
             </wp:cNvGraphicFramePr>
@@ -115,7 +115,7 @@
                   <pic:spPr>
                     <a:xfrm>
                       <a:off x="0" y="0"/>
-                      <a:ext cx="5940425" cy="1047115"/>
+                      <a:ext cx="5940425" cy="1109345"/>
                     </a:xfrm>
                     <a:prstGeom prst="rect">
                       <a:avLst/>
@@ -231,10 +231,89 @@
           <w:noProof/>
         </w:rPr>
         <w:drawing>
-          <wp:inline distT="0" distB="0" distL="0" distR="0" wp14:anchorId="542DC8AF" wp14:editId="483A4094">
-            <wp:extent cx="5940425" cy="1071245"/>
+          <wp:inline distT="0" distB="0" distL="0" distR="0" wp14:anchorId="335C224C" wp14:editId="6D9A5ED5">
+            <wp:extent cx="5940425" cy="1109345"/>
             <wp:effectExtent l="0" t="0" r="3175" b="0"/>
-            <wp:docPr id="5" name="Рисунок 5"/>
+            <wp:docPr id="20" name="Рисунок 20"/>
+            <wp:cNvGraphicFramePr>
+              <a:graphicFrameLocks xmlns:a="http://schemas.openxmlformats.org/drawingml/2006/main" noChangeAspect="1"/>
+            </wp:cNvGraphicFramePr>
+            <a:graphic xmlns:a="http://schemas.openxmlformats.org/drawingml/2006/main">
+              <a:graphicData uri="http://schemas.openxmlformats.org/drawingml/2006/picture">
+                <pic:pic xmlns:pic="http://schemas.openxmlformats.org/drawingml/2006/picture">
+                  <pic:nvPicPr>
+                    <pic:cNvPr id="1" name=""/>
+                    <pic:cNvPicPr/>
+                  </pic:nvPicPr>
+                  <pic:blipFill>
+                    <a:blip r:embed="rId6"/>
+                    <a:stretch>
+                      <a:fillRect/>
+                    </a:stretch>
+                  </pic:blipFill>
+                  <pic:spPr>
+                    <a:xfrm>
+                      <a:off x="0" y="0"/>
+                      <a:ext cx="5940425" cy="1109345"/>
+                    </a:xfrm>
+                    <a:prstGeom prst="rect">
+                      <a:avLst/>
+                    </a:prstGeom>
+                  </pic:spPr>
+                </pic:pic>
+              </a:graphicData>
+            </a:graphic>
+          </wp:inline>
+        </w:drawing>
+      </w:r>
+    </w:p>
+    <w:p>
+      <w:pPr>
+        <w:rPr>
+          <w:lang w:val="en-US"/>
+        </w:rPr>
+      </w:pPr>
+      <w:r>
+        <w:rPr>
+          <w:lang w:val="en-US"/>
+        </w:rPr>
+        <w:t>Test2</w:t>
+      </w:r>
+    </w:p>
+    <w:p>
+      <w:pPr>
+        <w:rPr>
+          <w:lang w:val="ru-RU"/>
+        </w:rPr>
+      </w:pPr>
+      <w:r>
+        <w:rPr>
+          <w:lang w:val="en-US"/>
+        </w:rPr>
+        <w:t xml:space="preserve">INSERT </w:t>
+      </w:r>
+      <w:r>
+        <w:rPr>
+          <w:lang w:val="ru-RU"/>
+        </w:rPr>
+        <w:t>выдал ошибку</w:t>
+      </w:r>
+    </w:p>
+    <w:p>
+      <w:pPr>
+        <w:rPr>
+          <w:lang w:val="ru-RU"/>
+        </w:rPr>
+      </w:pPr>
+      <w:r>
+        <w:rPr>
+          <w:noProof/>
+        </w:rPr>
+        <w:drawing>
+          <wp:inline distT="0" distB="0" distL="0" distR="0" wp14:anchorId="5CE596ED" wp14:editId="6EDBEC32">
+            <wp:extent cx="5438775" cy="971550"/>
+            <wp:effectExtent l="0" t="0" r="9525" b="0"/>
+            <wp:docPr id="18" name="Рисунок 18"/>
             <wp:cNvGraphicFramePr>
               <a:graphicFrameLocks xmlns:a="http://schemas.openxmlformats.org/drawingml/2006/main" noChangeAspect="1"/>
             </wp:cNvGraphicFramePr>
@@ -254,7 +333,7 @@
                   <pic:spPr>
                     <a:xfrm>
                       <a:off x="0" y="0"/>
-                      <a:ext cx="5940425" cy="1071245"/>
+                      <a:ext cx="5438775" cy="971550"/>
                     </a:xfrm>
                     <a:prstGeom prst="rect">
                       <a:avLst/>
@@ -277,43 +356,25 @@
         <w:rPr>
           <w:lang w:val="en-US"/>
         </w:rPr>
-        <w:t>Test2</w:t>
-      </w:r>
-    </w:p>
-    <w:p>
-      <w:pPr>
-        <w:rPr>
-          <w:lang w:val="ru-RU"/>
-        </w:rPr>
-      </w:pPr>
-      <w:r>
-        <w:rPr>
-          <w:lang w:val="en-US"/>
-        </w:rPr>
-        <w:t xml:space="preserve">INSERT </w:t>
-      </w:r>
-      <w:r>
-        <w:rPr>
-          <w:lang w:val="ru-RU"/>
-        </w:rPr>
-        <w:t>выдал ошибку</w:t>
-      </w:r>
-    </w:p>
-    <w:p>
-      <w:pPr>
-        <w:rPr>
-          <w:lang w:val="ru-RU"/>
+        <w:t>Test3</w:t>
+      </w:r>
+    </w:p>
+    <w:p>
+      <w:pPr>
+        <w:rPr>
+          <w:lang w:val="en-US"/>
         </w:rPr>
       </w:pPr>
       <w:r>
         <w:rPr>
           <w:noProof/>
         </w:rPr>
+        <w:lastRenderedPageBreak/>
         <w:drawing>
-          <wp:inline distT="0" distB="0" distL="0" distR="0" wp14:anchorId="3ECB957E" wp14:editId="1E584623">
-            <wp:extent cx="5940425" cy="690245"/>
-            <wp:effectExtent l="0" t="0" r="3175" b="0"/>
-            <wp:docPr id="6" name="Рисунок 6"/>
+          <wp:inline distT="0" distB="0" distL="0" distR="0" wp14:anchorId="539A1B74" wp14:editId="742D646F">
+            <wp:extent cx="5940425" cy="1229995"/>
+            <wp:effectExtent l="0" t="0" r="3175" b="8255"/>
+            <wp:docPr id="21" name="Рисунок 21"/>
             <wp:cNvGraphicFramePr>
               <a:graphicFrameLocks xmlns:a="http://schemas.openxmlformats.org/drawingml/2006/main" noChangeAspect="1"/>
             </wp:cNvGraphicFramePr>
@@ -333,7 +394,7 @@
                   <pic:spPr>
                     <a:xfrm>
                       <a:off x="0" y="0"/>
-                      <a:ext cx="5940425" cy="690245"/>
+                      <a:ext cx="5940425" cy="1229995"/>
                     </a:xfrm>
                     <a:prstGeom prst="rect">
                       <a:avLst/>
@@ -354,26 +415,13 @@
       </w:pPr>
       <w:r>
         <w:rPr>
-          <w:lang w:val="en-US"/>
-        </w:rPr>
-        <w:t>Test3</w:t>
-      </w:r>
-    </w:p>
-    <w:p>
-      <w:pPr>
-        <w:rPr>
-          <w:lang w:val="en-US"/>
-        </w:rPr>
-      </w:pPr>
-      <w:r>
-        <w:rPr>
           <w:noProof/>
         </w:rPr>
         <w:drawing>
-          <wp:inline distT="0" distB="0" distL="0" distR="0" wp14:anchorId="16FAF626" wp14:editId="2DB5CCE0">
-            <wp:extent cx="5940425" cy="1193800"/>
-            <wp:effectExtent l="0" t="0" r="3175" b="6350"/>
-            <wp:docPr id="7" name="Рисунок 7"/>
+          <wp:inline distT="0" distB="0" distL="0" distR="0" wp14:anchorId="5D43BFC2" wp14:editId="36010603">
+            <wp:extent cx="5940425" cy="1234440"/>
+            <wp:effectExtent l="0" t="0" r="3175" b="3810"/>
+            <wp:docPr id="22" name="Рисунок 22"/>
             <wp:cNvGraphicFramePr>
               <a:graphicFrameLocks xmlns:a="http://schemas.openxmlformats.org/drawingml/2006/main" noChangeAspect="1"/>
             </wp:cNvGraphicFramePr>
@@ -393,7 +441,7 @@
                   <pic:spPr>
                     <a:xfrm>
                       <a:off x="0" y="0"/>
-                      <a:ext cx="5940425" cy="1193800"/>
+                      <a:ext cx="5940425" cy="1234440"/>
                     </a:xfrm>
                     <a:prstGeom prst="rect">
                       <a:avLst/>
@@ -409,6 +457,56 @@
     <w:p>
       <w:pPr>
         <w:rPr>
+          <w:lang w:val="ru-RU"/>
+        </w:rPr>
+      </w:pPr>
+      <w:r>
+        <w:rPr>
+          <w:lang w:val="en-US"/>
+        </w:rPr>
+        <w:t>Part</w:t>
+      </w:r>
+      <w:r>
+        <w:rPr>
+          <w:lang w:val="ru-RU"/>
+        </w:rPr>
+        <w:t xml:space="preserve"> 4:</w:t>
+      </w:r>
+    </w:p>
+    <w:p>
+      <w:pPr>
+        <w:rPr>
+          <w:lang w:val="ru-RU"/>
+        </w:rPr>
+      </w:pPr>
+      <w:r>
+        <w:rPr>
+          <w:lang w:val="ru-RU"/>
+        </w:rPr>
+        <w:t xml:space="preserve">Таблица </w:t>
+      </w:r>
+      <w:r>
+        <w:rPr>
+          <w:lang w:val="en-US"/>
+        </w:rPr>
+        <w:t>Employees</w:t>
+      </w:r>
+      <w:r>
+        <w:rPr>
+          <w:lang w:val="ru-RU"/>
+        </w:rPr>
+        <w:t xml:space="preserve"> </w:t>
+      </w:r>
+      <w:r>
+        <w:rPr>
+          <w:lang w:val="ru-RU"/>
+        </w:rPr>
+        <w:t>после всех изменений:</w:t>
+      </w:r>
+    </w:p>
+    <w:p>
+      <w:pPr>
+        <w:rPr>
           <w:lang w:val="en-US"/>
         </w:rPr>
       </w:pPr>
@@ -416,12 +514,11 @@
         <w:rPr>
           <w:noProof/>
         </w:rPr>
-        <w:lastRenderedPageBreak/>
         <w:drawing>
-          <wp:inline distT="0" distB="0" distL="0" distR="0" wp14:anchorId="77F28CEB" wp14:editId="494A4220">
-            <wp:extent cx="5940425" cy="1177925"/>
-            <wp:effectExtent l="0" t="0" r="3175" b="3175"/>
-            <wp:docPr id="8" name="Рисунок 8"/>
+          <wp:inline distT="0" distB="0" distL="0" distR="0" wp14:anchorId="4ED7719A" wp14:editId="47E2AFAE">
+            <wp:extent cx="5940425" cy="838200"/>
+            <wp:effectExtent l="0" t="0" r="3175" b="0"/>
+            <wp:docPr id="23" name="Рисунок 23"/>
             <wp:cNvGraphicFramePr>
               <a:graphicFrameLocks xmlns:a="http://schemas.openxmlformats.org/drawingml/2006/main" noChangeAspect="1"/>
             </wp:cNvGraphicFramePr>
@@ -441,7 +538,7 @@
                   <pic:spPr>
                     <a:xfrm>
                       <a:off x="0" y="0"/>
-                      <a:ext cx="5940425" cy="1177925"/>
+                      <a:ext cx="5940425" cy="838200"/>
                     </a:xfrm>
                     <a:prstGeom prst="rect">
                       <a:avLst/>
@@ -464,38 +561,7 @@
         <w:rPr>
           <w:lang w:val="en-US"/>
         </w:rPr>
-        <w:t>Part 4:</w:t>
-      </w:r>
-    </w:p>
-    <w:p>
-      <w:pPr>
-        <w:rPr>
-          <w:lang w:val="ru-RU"/>
-        </w:rPr>
-      </w:pPr>
-      <w:r>
-        <w:rPr>
-          <w:lang w:val="ru-RU"/>
-        </w:rPr>
-        <w:t xml:space="preserve">Таблица </w:t>
-      </w:r>
-      <w:r>
-        <w:rPr>
-          <w:lang w:val="en-US"/>
-        </w:rPr>
-        <w:t>Employees</w:t>
-      </w:r>
-      <w:r>
-        <w:rPr>
-          <w:lang w:val="ru-RU"/>
-        </w:rPr>
-        <w:t xml:space="preserve"> </w:t>
-      </w:r>
-      <w:r>
-        <w:rPr>
-          <w:lang w:val="ru-RU"/>
-        </w:rPr>
-        <w:t>после всех изменений:</w:t>
+        <w:t>Projects:</w:t>
       </w:r>
     </w:p>
     <w:p>
@@ -509,10 +575,10 @@
           <w:noProof/>
         </w:rPr>
         <w:drawing>
-          <wp:inline distT="0" distB="0" distL="0" distR="0" wp14:anchorId="659B3A43" wp14:editId="4FB3EC03">
-            <wp:extent cx="5940425" cy="791210"/>
-            <wp:effectExtent l="0" t="0" r="3175" b="8890"/>
-            <wp:docPr id="4" name="Рисунок 4"/>
+          <wp:inline distT="0" distB="0" distL="0" distR="0" wp14:anchorId="3654BC8E" wp14:editId="4F7A026A">
+            <wp:extent cx="5940425" cy="1045845"/>
+            <wp:effectExtent l="0" t="0" r="3175" b="1905"/>
+            <wp:docPr id="10" name="Рисунок 10"/>
             <wp:cNvGraphicFramePr>
               <a:graphicFrameLocks xmlns:a="http://schemas.openxmlformats.org/drawingml/2006/main" noChangeAspect="1"/>
             </wp:cNvGraphicFramePr>
@@ -532,7 +598,7 @@
                   <pic:spPr>
                     <a:xfrm>
                       <a:off x="0" y="0"/>
-                      <a:ext cx="5940425" cy="791210"/>
+                      <a:ext cx="5940425" cy="1045845"/>
                     </a:xfrm>
                     <a:prstGeom prst="rect">
                       <a:avLst/>
@@ -555,7 +621,7 @@
         <w:rPr>
           <w:lang w:val="en-US"/>
         </w:rPr>
-        <w:t>Projects:</w:t>
+        <w:t>EmployeeProjects:</w:t>
       </w:r>
     </w:p>
     <w:p>
@@ -569,10 +635,10 @@
           <w:noProof/>
         </w:rPr>
         <w:drawing>
-          <wp:inline distT="0" distB="0" distL="0" distR="0" wp14:anchorId="3654BC8E" wp14:editId="4F7A026A">
-            <wp:extent cx="5940425" cy="1045845"/>
-            <wp:effectExtent l="0" t="0" r="3175" b="1905"/>
-            <wp:docPr id="10" name="Рисунок 10"/>
+          <wp:inline distT="0" distB="0" distL="0" distR="0" wp14:anchorId="609CA4FC" wp14:editId="74723E1F">
+            <wp:extent cx="5514975" cy="2085975"/>
+            <wp:effectExtent l="0" t="0" r="9525" b="9525"/>
+            <wp:docPr id="9" name="Рисунок 9"/>
             <wp:cNvGraphicFramePr>
               <a:graphicFrameLocks xmlns:a="http://schemas.openxmlformats.org/drawingml/2006/main" noChangeAspect="1"/>
             </wp:cNvGraphicFramePr>
@@ -592,7 +658,7 @@
                   <pic:spPr>
                     <a:xfrm>
                       <a:off x="0" y="0"/>
-                      <a:ext cx="5940425" cy="1045845"/>
+                      <a:ext cx="5514975" cy="2085975"/>
                     </a:xfrm>
                     <a:prstGeom prst="rect">
                       <a:avLst/>
@@ -615,7 +681,20 @@
         <w:rPr>
           <w:lang w:val="en-US"/>
         </w:rPr>
-        <w:t>EmployeeProjects:</w:t>
+        <w:t>Part 5:</w:t>
+      </w:r>
+    </w:p>
+    <w:p>
+      <w:pPr>
+        <w:rPr>
+          <w:lang w:val="ru-RU"/>
+        </w:rPr>
+      </w:pPr>
+      <w:r>
+        <w:rPr>
+          <w:lang w:val="ru-RU"/>
+        </w:rPr>
+        <w:t>Потенциальные бонусы</w:t>
       </w:r>
     </w:p>
     <w:p>
@@ -628,11 +707,12 @@
         <w:rPr>
           <w:noProof/>
         </w:rPr>
+        <w:lastRenderedPageBreak/>
         <w:drawing>
-          <wp:inline distT="0" distB="0" distL="0" distR="0" wp14:anchorId="609CA4FC" wp14:editId="74723E1F">
-            <wp:extent cx="5514975" cy="2085975"/>
+          <wp:inline distT="0" distB="0" distL="0" distR="0" wp14:anchorId="3A0D3CC7" wp14:editId="28E17E5A">
+            <wp:extent cx="4505325" cy="1381125"/>
             <wp:effectExtent l="0" t="0" r="9525" b="9525"/>
-            <wp:docPr id="9" name="Рисунок 9"/>
+            <wp:docPr id="11" name="Рисунок 11"/>
             <wp:cNvGraphicFramePr>
               <a:graphicFrameLocks xmlns:a="http://schemas.openxmlformats.org/drawingml/2006/main" noChangeAspect="1"/>
             </wp:cNvGraphicFramePr>
@@ -652,7 +732,7 @@
                   <pic:spPr>
                     <a:xfrm>
                       <a:off x="0" y="0"/>
-                      <a:ext cx="5514975" cy="2085975"/>
+                      <a:ext cx="4505325" cy="1381125"/>
                     </a:xfrm>
                     <a:prstGeom prst="rect">
                       <a:avLst/>
@@ -675,20 +755,7 @@
         <w:rPr>
           <w:lang w:val="en-US"/>
         </w:rPr>
-        <w:t>Part 5:</w:t>
-      </w:r>
-    </w:p>
-    <w:p>
-      <w:pPr>
-        <w:rPr>
-          <w:lang w:val="ru-RU"/>
-        </w:rPr>
-      </w:pPr>
-      <w:r>
-        <w:rPr>
-          <w:lang w:val="ru-RU"/>
-        </w:rPr>
-        <w:t>Потенциальные бонусы</w:t>
+        <w:t>View</w:t>
       </w:r>
     </w:p>
     <w:p>
@@ -702,10 +769,10 @@
           <w:noProof/>
         </w:rPr>
         <w:drawing>
-          <wp:inline distT="0" distB="0" distL="0" distR="0" wp14:anchorId="3A0D3CC7" wp14:editId="28E17E5A">
-            <wp:extent cx="4505325" cy="1381125"/>
-            <wp:effectExtent l="0" t="0" r="9525" b="9525"/>
-            <wp:docPr id="11" name="Рисунок 11"/>
+          <wp:inline distT="0" distB="0" distL="0" distR="0" wp14:anchorId="2BA20846" wp14:editId="2D5188C2">
+            <wp:extent cx="5940425" cy="907415"/>
+            <wp:effectExtent l="0" t="0" r="3175" b="6985"/>
+            <wp:docPr id="12" name="Рисунок 12"/>
             <wp:cNvGraphicFramePr>
               <a:graphicFrameLocks xmlns:a="http://schemas.openxmlformats.org/drawingml/2006/main" noChangeAspect="1"/>
             </wp:cNvGraphicFramePr>
@@ -725,7 +792,7 @@
                   <pic:spPr>
                     <a:xfrm>
                       <a:off x="0" y="0"/>
-                      <a:ext cx="4505325" cy="1381125"/>
+                      <a:ext cx="5940425" cy="907415"/>
                     </a:xfrm>
                     <a:prstGeom prst="rect">
                       <a:avLst/>
@@ -741,32 +808,46 @@
     <w:p>
       <w:pPr>
         <w:rPr>
-          <w:lang w:val="en-US"/>
-        </w:rPr>
-      </w:pPr>
-      <w:r>
-        <w:rPr>
-          <w:lang w:val="en-US"/>
-        </w:rPr>
-        <w:lastRenderedPageBreak/>
-        <w:t>View</w:t>
-      </w:r>
-    </w:p>
-    <w:p>
-      <w:pPr>
-        <w:rPr>
-          <w:lang w:val="en-US"/>
-        </w:rPr>
-      </w:pPr>
+          <w:lang w:val="ru-RU"/>
+        </w:rPr>
+      </w:pPr>
+      <w:r>
+        <w:rPr>
+          <w:lang w:val="en-US"/>
+        </w:rPr>
+        <w:t>Part</w:t>
+      </w:r>
+      <w:r>
+        <w:rPr>
+          <w:lang w:val="ru-RU"/>
+        </w:rPr>
+        <w:t xml:space="preserve"> 6:</w:t>
+      </w:r>
+    </w:p>
+    <w:p>
+      <w:r>
+        <w:t>Найти ProjectName всех проектов, в которых 'Bob Johnson' работал более 150</w:t>
+      </w:r>
+      <w:r>
+        <w:t xml:space="preserve"> </w:t>
+      </w:r>
+      <w:r>
+        <w:t>часов.</w:t>
+      </w:r>
+    </w:p>
+    <w:p>
+      <w:r>
+        <w:t xml:space="preserve"> </w:t>
+      </w:r>
       <w:r>
         <w:rPr>
           <w:noProof/>
         </w:rPr>
         <w:drawing>
-          <wp:inline distT="0" distB="0" distL="0" distR="0" wp14:anchorId="2BA20846" wp14:editId="2D5188C2">
-            <wp:extent cx="5940425" cy="907415"/>
-            <wp:effectExtent l="0" t="0" r="3175" b="6985"/>
-            <wp:docPr id="12" name="Рисунок 12"/>
+          <wp:inline distT="0" distB="0" distL="0" distR="0" wp14:anchorId="5E3B734A" wp14:editId="29C2C882">
+            <wp:extent cx="2362200" cy="895350"/>
+            <wp:effectExtent l="0" t="0" r="0" b="0"/>
+            <wp:docPr id="13" name="Рисунок 13"/>
             <wp:cNvGraphicFramePr>
               <a:graphicFrameLocks xmlns:a="http://schemas.openxmlformats.org/drawingml/2006/main" noChangeAspect="1"/>
             </wp:cNvGraphicFramePr>
@@ -786,7 +867,7 @@
                   <pic:spPr>
                     <a:xfrm>
                       <a:off x="0" y="0"/>
-                      <a:ext cx="5940425" cy="907415"/>
+                      <a:ext cx="2362200" cy="895350"/>
                     </a:xfrm>
                     <a:prstGeom prst="rect">
                       <a:avLst/>
@@ -802,40 +883,28 @@
     <w:p>
       <w:pPr>
         <w:rPr>
-          <w:lang w:val="en-US"/>
-        </w:rPr>
-      </w:pPr>
-      <w:r>
-        <w:rPr>
-          <w:lang w:val="en-US"/>
-        </w:rPr>
-        <w:t>Part 6:</w:t>
-      </w:r>
-    </w:p>
-    <w:p>
-      <w:r>
-        <w:t>Найти ProjectName всех проектов, в которых 'Bob Johnson' работал более 150</w:t>
-      </w:r>
-      <w:r>
-        <w:t xml:space="preserve"> </w:t>
-      </w:r>
-      <w:r>
-        <w:t>часов.</w:t>
-      </w:r>
-    </w:p>
-    <w:p>
-      <w:r>
-        <w:t xml:space="preserve"> </w:t>
-      </w:r>
+          <w:lang w:val="ru-RU"/>
+        </w:rPr>
+      </w:pPr>
+      <w:r>
+        <w:t xml:space="preserve"> Увеличить Budget всех проектов на 10%, если к ним назначен хотя бы один сотрудник из отдела 'IT'</w:t>
+      </w:r>
+    </w:p>
+    <w:p>
+      <w:pPr>
+        <w:rPr>
+          <w:lang w:val="ru-RU"/>
+        </w:rPr>
+      </w:pPr>
       <w:r>
         <w:rPr>
           <w:noProof/>
         </w:rPr>
         <w:drawing>
-          <wp:inline distT="0" distB="0" distL="0" distR="0" wp14:anchorId="5E3B734A" wp14:editId="29C2C882">
-            <wp:extent cx="2362200" cy="895350"/>
-            <wp:effectExtent l="0" t="0" r="0" b="0"/>
-            <wp:docPr id="13" name="Рисунок 13"/>
+          <wp:inline distT="0" distB="0" distL="0" distR="0" wp14:anchorId="6AA3C859" wp14:editId="3AC5B2A3">
+            <wp:extent cx="5940425" cy="991235"/>
+            <wp:effectExtent l="0" t="0" r="3175" b="0"/>
+            <wp:docPr id="14" name="Рисунок 14"/>
             <wp:cNvGraphicFramePr>
               <a:graphicFrameLocks xmlns:a="http://schemas.openxmlformats.org/drawingml/2006/main" noChangeAspect="1"/>
             </wp:cNvGraphicFramePr>
@@ -855,7 +924,7 @@
                   <pic:spPr>
                     <a:xfrm>
                       <a:off x="0" y="0"/>
-                      <a:ext cx="2362200" cy="895350"/>
+                      <a:ext cx="5940425" cy="991235"/>
                     </a:xfrm>
                     <a:prstGeom prst="rect">
                       <a:avLst/>
@@ -875,7 +944,7 @@
         </w:rPr>
       </w:pPr>
       <w:r>
-        <w:t xml:space="preserve"> Увеличить Budget всех проектов на 10%, если к ним назначен хотя бы один сотрудник из отдела 'IT'</w:t>
+        <w:t xml:space="preserve">Для любого проекта, у которого еще нет EndDate (EndDate IS NULL), установить EndDate на один год позже его StartDate. </w:t>
       </w:r>
     </w:p>
     <w:p>
@@ -889,10 +958,10 @@
           <w:noProof/>
         </w:rPr>
         <w:drawing>
-          <wp:inline distT="0" distB="0" distL="0" distR="0" wp14:anchorId="6AA3C859" wp14:editId="3AC5B2A3">
-            <wp:extent cx="5940425" cy="991235"/>
+          <wp:inline distT="0" distB="0" distL="0" distR="0" wp14:anchorId="16BB21AE" wp14:editId="05EA02AF">
+            <wp:extent cx="5940425" cy="955675"/>
             <wp:effectExtent l="0" t="0" r="3175" b="0"/>
-            <wp:docPr id="14" name="Рисунок 14"/>
+            <wp:docPr id="15" name="Рисунок 15"/>
             <wp:cNvGraphicFramePr>
               <a:graphicFrameLocks xmlns:a="http://schemas.openxmlformats.org/drawingml/2006/main" noChangeAspect="1"/>
             </wp:cNvGraphicFramePr>
@@ -912,7 +981,7 @@
                   <pic:spPr>
                     <a:xfrm>
                       <a:off x="0" y="0"/>
-                      <a:ext cx="5940425" cy="991235"/>
+                      <a:ext cx="5940425" cy="955675"/>
                     </a:xfrm>
                     <a:prstGeom prst="rect">
                       <a:avLst/>
@@ -932,24 +1001,25 @@
         </w:rPr>
       </w:pPr>
       <w:r>
-        <w:t xml:space="preserve">Для любого проекта, у которого еще нет EndDate (EndDate IS NULL), установить EndDate на один год позже его StartDate. </w:t>
-      </w:r>
-    </w:p>
-    <w:p>
-      <w:pPr>
-        <w:rPr>
-          <w:lang w:val="ru-RU"/>
+        <w:t>Вставить нового сотрудника и немедленно назначить его на проект 'Website Redesign' с 80 отработанными часами, все в рамках одной транзакции. Использовать предложение RETURNING, чтобы получить EmployeeID вновь вставленного сотрудника.</w:t>
+      </w:r>
+    </w:p>
+    <w:p>
+      <w:pPr>
+        <w:rPr>
+          <w:lang w:val="en-US"/>
         </w:rPr>
       </w:pPr>
       <w:r>
         <w:rPr>
           <w:noProof/>
         </w:rPr>
+        <w:lastRenderedPageBreak/>
         <w:drawing>
-          <wp:inline distT="0" distB="0" distL="0" distR="0" wp14:anchorId="16BB21AE" wp14:editId="05EA02AF">
-            <wp:extent cx="5940425" cy="955675"/>
+          <wp:inline distT="0" distB="0" distL="0" distR="0" wp14:anchorId="053DC9A7" wp14:editId="3A492F56">
+            <wp:extent cx="5940425" cy="959485"/>
             <wp:effectExtent l="0" t="0" r="3175" b="0"/>
-            <wp:docPr id="15" name="Рисунок 15"/>
+            <wp:docPr id="24" name="Рисунок 24"/>
             <wp:cNvGraphicFramePr>
               <a:graphicFrameLocks xmlns:a="http://schemas.openxmlformats.org/drawingml/2006/main" noChangeAspect="1"/>
             </wp:cNvGraphicFramePr>
@@ -969,7 +1039,7 @@
                   <pic:spPr>
                     <a:xfrm>
                       <a:off x="0" y="0"/>
-                      <a:ext cx="5940425" cy="955675"/>
+                      <a:ext cx="5940425" cy="959485"/>
                     </a:xfrm>
                     <a:prstGeom prst="rect">
                       <a:avLst/>
@@ -985,16 +1055,6 @@
     <w:p>
       <w:pPr>
         <w:rPr>
-          <w:lang w:val="ru-RU"/>
-        </w:rPr>
-      </w:pPr>
-      <w:r>
-        <w:t>Вставить нового сотрудника и немедленно назначить его на проект 'Website Redesign' с 80 отработанными часами, все в рамках одной транзакции. Использовать предложение RETURNING, чтобы получить EmployeeID вновь вставленного сотрудника.</w:t>
-      </w:r>
-    </w:p>
-    <w:p>
-      <w:pPr>
-        <w:rPr>
           <w:lang w:val="en-US"/>
         </w:rPr>
       </w:pPr>
@@ -1003,10 +1063,10 @@
           <w:noProof/>
         </w:rPr>
         <w:drawing>
-          <wp:inline distT="0" distB="0" distL="0" distR="0" wp14:anchorId="24FE6C25" wp14:editId="10A297E6">
-            <wp:extent cx="5940425" cy="927735"/>
-            <wp:effectExtent l="0" t="0" r="3175" b="5715"/>
-            <wp:docPr id="16" name="Рисунок 16"/>
+          <wp:inline distT="0" distB="0" distL="0" distR="0" wp14:anchorId="7B6B7E34" wp14:editId="65D580D5">
+            <wp:extent cx="5257800" cy="1838325"/>
+            <wp:effectExtent l="0" t="0" r="0" b="9525"/>
+            <wp:docPr id="28" name="Рисунок 28"/>
             <wp:cNvGraphicFramePr>
               <a:graphicFrameLocks xmlns:a="http://schemas.openxmlformats.org/drawingml/2006/main" noChangeAspect="1"/>
             </wp:cNvGraphicFramePr>
@@ -1026,55 +1086,7 @@
                   <pic:spPr>
                     <a:xfrm>
                       <a:off x="0" y="0"/>
-                      <a:ext cx="5940425" cy="927735"/>
-                    </a:xfrm>
-                    <a:prstGeom prst="rect">
-                      <a:avLst/>
-                    </a:prstGeom>
-                  </pic:spPr>
-                </pic:pic>
-              </a:graphicData>
-            </a:graphic>
-          </wp:inline>
-        </w:drawing>
-      </w:r>
-    </w:p>
-    <w:p>
-      <w:pPr>
-        <w:rPr>
-          <w:lang w:val="ru-RU"/>
-        </w:rPr>
-      </w:pPr>
-      <w:r>
-        <w:rPr>
-          <w:noProof/>
-        </w:rPr>
-        <w:lastRenderedPageBreak/>
-        <w:drawing>
-          <wp:inline distT="0" distB="0" distL="0" distR="0" wp14:anchorId="13A01ADE" wp14:editId="00338481">
-            <wp:extent cx="5467350" cy="1876425"/>
-            <wp:effectExtent l="0" t="0" r="0" b="9525"/>
-            <wp:docPr id="17" name="Рисунок 17"/>
-            <wp:cNvGraphicFramePr>
-              <a:graphicFrameLocks xmlns:a="http://schemas.openxmlformats.org/drawingml/2006/main" noChangeAspect="1"/>
-            </wp:cNvGraphicFramePr>
-            <a:graphic xmlns:a="http://schemas.openxmlformats.org/drawingml/2006/main">
-              <a:graphicData uri="http://schemas.openxmlformats.org/drawingml/2006/picture">
-                <pic:pic xmlns:pic="http://schemas.openxmlformats.org/drawingml/2006/picture">
-                  <pic:nvPicPr>
-                    <pic:cNvPr id="1" name=""/>
-                    <pic:cNvPicPr/>
-                  </pic:nvPicPr>
-                  <pic:blipFill>
-                    <a:blip r:embed="rId21"/>
-                    <a:stretch>
-                      <a:fillRect/>
-                    </a:stretch>
-                  </pic:blipFill>
-                  <pic:spPr>
-                    <a:xfrm>
-                      <a:off x="0" y="0"/>
-                      <a:ext cx="5467350" cy="1876425"/>
+                      <a:ext cx="5257800" cy="1838325"/>
                     </a:xfrm>
                     <a:prstGeom prst="rect">
                       <a:avLst/>
@@ -1797,6 +1809,7 @@
   <w:style w:type="character" w:default="1" w:styleId="a0">
     <w:name w:val="Default Paragraph Font"/>
     <w:uiPriority w:val="1"/>
+    <w:semiHidden/>
     <w:unhideWhenUsed/>
   </w:style>
   <w:style w:type="table" w:default="1" w:styleId="a1">
